--- a/docs/Fluxo - Administração do Evento.md.docx
+++ b/docs/Fluxo - Administração do Evento.md.docx
@@ -4245,6 +4245,1883 @@
           <w:rtl w:val="0"/>
         </w:rPr>
         <w:t xml:space="preserve">Este documento deve permanecer como referência funcional para o desenvolvimento das telas administrativas do evento.</w:t>
+      </w:r>
+    </w:p>
+    <w:p>
+      <w:pPr>
+        <w:rPr/>
+      </w:pPr>
+      <w:r>
+        <w:rPr>
+          <w:rtl w:val="0"/>
+        </w:rPr>
+      </w:r>
+    </w:p>
+    <w:p>
+      <w:pPr>
+        <w:rPr/>
+      </w:pPr>
+      <w:r>
+        <w:rPr>
+          <w:rtl w:val="0"/>
+        </w:rPr>
+        <w:t xml:space="preserve">## Arquivamento automático e exportação</w:t>
+      </w:r>
+    </w:p>
+    <w:p>
+      <w:pPr>
+        <w:rPr/>
+      </w:pPr>
+      <w:r>
+        <w:rPr>
+          <w:rtl w:val="0"/>
+        </w:rPr>
+      </w:r>
+    </w:p>
+    <w:p>
+      <w:pPr>
+        <w:rPr/>
+      </w:pPr>
+      <w:r>
+        <w:rPr>
+          <w:rtl w:val="0"/>
+        </w:rPr>
+        <w:t xml:space="preserve">O evento é arquivado automaticamente 15 dias após seu encerramento. A mudança notifica o Administrador Global e o Administrador responsável pelo evento. O estado Arquivado é somente leitura.</w:t>
+      </w:r>
+    </w:p>
+    <w:p>
+      <w:pPr>
+        <w:rPr/>
+      </w:pPr>
+      <w:r>
+        <w:rPr>
+          <w:rtl w:val="0"/>
+        </w:rPr>
+      </w:r>
+    </w:p>
+    <w:p>
+      <w:pPr>
+        <w:rPr/>
+      </w:pPr>
+      <w:r>
+        <w:rPr>
+          <w:rtl w:val="0"/>
+        </w:rPr>
+        <w:t xml:space="preserve">Na Administração Global, o evento arquivado deve oferecer uma ação para exportar seus dados em arquivo ZIP. A exportação será destinada à consulta offline e deverá conter um HTML navegável com os dados auditáveis do evento. Poderá ser utilizada para auditoria, revisão administrativa e, quando legalmente cabível, fornecimento às autoridades competentes.</w:t>
+      </w:r>
+    </w:p>
+    <w:p>
+      <w:pPr>
+        <w:rPr/>
+      </w:pPr>
+      <w:r>
+        <w:rPr>
+          <w:rtl w:val="0"/>
+        </w:rPr>
+      </w:r>
+    </w:p>
+    <w:p>
+      <w:pPr>
+        <w:rPr/>
+      </w:pPr>
+      <w:r>
+        <w:rPr>
+          <w:rtl w:val="0"/>
+        </w:rPr>
+        <w:t xml:space="preserve">Lembrete para detalhamento posterior: definir conteúdo do ZIP, estrutura do HTML, anexos e evidências incluídos, mecanismos de integridade e autenticidade, controle de acesso, auditoria da própria exportação e procedimento formal de fornecimento. A exportação não substitui a base oficial, a trilha de auditoria nem eventual LegalHold.</w:t>
+      </w:r>
+    </w:p>
+    <w:p>
+      <w:pPr>
+        <w:rPr/>
+      </w:pPr>
+      <w:r>
+        <w:rPr>
+          <w:rtl w:val="0"/>
+        </w:rPr>
+      </w:r>
+    </w:p>
+    <w:p>
+      <w:pPr>
+        <w:rPr/>
+      </w:pPr>
+      <w:r>
+        <w:rPr>
+          <w:rtl w:val="0"/>
+        </w:rPr>
+        <w:t xml:space="preserve">## Consolidação funcional — decisões de 04/10/2026</w:t>
+      </w:r>
+    </w:p>
+    <w:p>
+      <w:pPr>
+        <w:rPr/>
+      </w:pPr>
+      <w:r>
+        <w:rPr>
+          <w:rtl w:val="0"/>
+        </w:rPr>
+      </w:r>
+    </w:p>
+    <w:p>
+      <w:pPr>
+        <w:rPr/>
+      </w:pPr>
+      <w:r>
+        <w:rPr>
+          <w:rtl w:val="0"/>
+        </w:rPr>
+        <w:t xml:space="preserve">### Identidade, navegação e onboarding</w:t>
+      </w:r>
+    </w:p>
+    <w:p>
+      <w:pPr>
+        <w:rPr/>
+      </w:pPr>
+      <w:r>
+        <w:rPr>
+          <w:rtl w:val="0"/>
+        </w:rPr>
+        <w:t xml:space="preserve">- A conta é global, mas papéis e autorizações são contextuais ao evento. A mesma pessoa pode administrar um evento e participar normalmente de outro.</w:t>
+      </w:r>
+    </w:p>
+    <w:p>
+      <w:pPr>
+        <w:rPr/>
+      </w:pPr>
+      <w:r>
+        <w:rPr>
+          <w:rtl w:val="0"/>
+        </w:rPr>
+        <w:t xml:space="preserve">- Depois da autenticação, voltar nunca deve retornar à tela de login. Login somente volta a ser exibido após logout ou término de sessão.</w:t>
+      </w:r>
+    </w:p>
+    <w:p>
+      <w:pPr>
+        <w:rPr/>
+      </w:pPr>
+      <w:r>
+        <w:rPr>
+          <w:rtl w:val="0"/>
+        </w:rPr>
+        <w:t xml:space="preserve">- O onboarding completo é executado na configuração inicial da participação. Editar Perfil ou Filtros posteriormente não reinicia o onboarding.</w:t>
+      </w:r>
+    </w:p>
+    <w:p>
+      <w:pPr>
+        <w:rPr/>
+      </w:pPr>
+      <w:r>
+        <w:rPr>
+          <w:rtl w:val="0"/>
+        </w:rPr>
+        <w:t xml:space="preserve">- Ao entrar em novo evento, reutilizam-se dados globais elegíveis e solicitam-se somente dados ausentes ou específicos daquele evento.</w:t>
+      </w:r>
+    </w:p>
+    <w:p>
+      <w:pPr>
+        <w:rPr/>
+      </w:pPr>
+      <w:r>
+        <w:rPr>
+          <w:rtl w:val="0"/>
+        </w:rPr>
+      </w:r>
+    </w:p>
+    <w:p>
+      <w:pPr>
+        <w:rPr/>
+      </w:pPr>
+      <w:r>
+        <w:rPr>
+          <w:rtl w:val="0"/>
+        </w:rPr>
+        <w:t xml:space="preserve">### Discovery, perfil, fotos e mensagens</w:t>
+      </w:r>
+    </w:p>
+    <w:p>
+      <w:pPr>
+        <w:rPr/>
+      </w:pPr>
+      <w:r>
+        <w:rPr>
+          <w:rtl w:val="0"/>
+        </w:rPr>
+        <w:t xml:space="preserve">- Discovery exibe somente as ações Passar e Like. Favoritar não existe antes do match.</w:t>
+      </w:r>
+    </w:p>
+    <w:p>
+      <w:pPr>
+        <w:rPr/>
+      </w:pPr>
+      <w:r>
+        <w:rPr>
+          <w:rtl w:val="0"/>
+        </w:rPr>
+        <w:t xml:space="preserve">- O botão informativo do Discovery expande o perfil e permite consultar as fotos públicas disponíveis antes do match.</w:t>
+      </w:r>
+    </w:p>
+    <w:p>
+      <w:pPr>
+        <w:rPr/>
+      </w:pPr>
+      <w:r>
+        <w:rPr>
+          <w:rtl w:val="0"/>
+        </w:rPr>
+        <w:t xml:space="preserve">- Após o match, as demais fotos permitidas pelas regras do perfil tornam-se visíveis.</w:t>
+      </w:r>
+    </w:p>
+    <w:p>
+      <w:pPr>
+        <w:rPr/>
+      </w:pPr>
+      <w:r>
+        <w:rPr>
+          <w:rtl w:val="0"/>
+        </w:rPr>
+        <w:t xml:space="preserve">- Favoritar é uma ação pós-match vinculada à conversa e ao perfil da pessoa, disponível no menu de contexto das mensagens/conversas.</w:t>
+      </w:r>
+    </w:p>
+    <w:p>
+      <w:pPr>
+        <w:rPr/>
+      </w:pPr>
+      <w:r>
+        <w:rPr>
+          <w:rtl w:val="0"/>
+        </w:rPr>
+        <w:t xml:space="preserve">- O mesmo menu oferece Ver perfil, e a conversa possui também ação visível para abrir o perfil do interlocutor.</w:t>
+      </w:r>
+    </w:p>
+    <w:p>
+      <w:pPr>
+        <w:rPr/>
+      </w:pPr>
+      <w:r>
+        <w:rPr>
+          <w:rtl w:val="0"/>
+        </w:rPr>
+        <w:t xml:space="preserve">- Após a ativação do perfil no evento, as três fotos públicas obrigatórias não podem ser removidas pelo participante. Fotos adicionais continuam gerenciáveis. Exceções administrativas/moderação ainda precisam ser definidas.</w:t>
+      </w:r>
+    </w:p>
+    <w:p>
+      <w:pPr>
+        <w:rPr/>
+      </w:pPr>
+      <w:r>
+        <w:rPr>
+          <w:rtl w:val="0"/>
+        </w:rPr>
+      </w:r>
+    </w:p>
+    <w:p>
+      <w:pPr>
+        <w:rPr/>
+      </w:pPr>
+      <w:r>
+        <w:rPr>
+          <w:rtl w:val="0"/>
+        </w:rPr>
+        <w:t xml:space="preserve">### Geolocalização e presença</w:t>
+      </w:r>
+    </w:p>
+    <w:p>
+      <w:pPr>
+        <w:rPr/>
+      </w:pPr>
+      <w:r>
+        <w:rPr>
+          <w:rtl w:val="0"/>
+        </w:rPr>
+        <w:t xml:space="preserve">- Eventos físicos/híbridos possuem ponto de referência, raio e frequência de validação configuráveis no cadastro/edição.</w:t>
+      </w:r>
+    </w:p>
+    <w:p>
+      <w:pPr>
+        <w:rPr/>
+      </w:pPr>
+      <w:r>
+        <w:rPr>
+          <w:rtl w:val="0"/>
+        </w:rPr>
+        <w:t xml:space="preserve">- A primeira validação ocorre na ativação; as seguintes respeitam a frequência configurada.</w:t>
+      </w:r>
+    </w:p>
+    <w:p>
+      <w:pPr>
+        <w:rPr/>
+      </w:pPr>
+      <w:r>
+        <w:rPr>
+          <w:rtl w:val="0"/>
+        </w:rPr>
+        <w:t xml:space="preserve">- Sair do raio não restringe o sistema. Afastamento progressivo é comportamento normal.</w:t>
+      </w:r>
+    </w:p>
+    <w:p>
+      <w:pPr>
+        <w:rPr/>
+      </w:pPr>
+      <w:r>
+        <w:rPr>
+          <w:rtl w:val="0"/>
+        </w:rPr>
+        <w:t xml:space="preserve">- Revogar/desligar intencionalmente a localização bloqueia Discovery e a navegação funcional da lista de participantes, mas mantém matches e mensagens existentes.</w:t>
+      </w:r>
+    </w:p>
+    <w:p>
+      <w:pPr>
+        <w:rPr/>
+      </w:pPr>
+      <w:r>
+        <w:rPr>
+          <w:rtl w:val="0"/>
+        </w:rPr>
+        <w:t xml:space="preserve">- Na lista de participantes sem localização ativa, pode permanecer uma visão visualmente desabilitada do último conteúdo carregado, sem exibir estados atuais de presença/localização.</w:t>
+      </w:r>
+    </w:p>
+    <w:p>
+      <w:pPr>
+        <w:rPr/>
+      </w:pPr>
+      <w:r>
+        <w:rPr>
+          <w:rtl w:val="0"/>
+        </w:rPr>
+        <w:t xml:space="preserve">- O princípio de reciprocidade se aplica aos indicadores: quem não disponibiliza sua localização não consulta o estado de localização dos demais, inclusive nos contextos de mensagens e lista de participantes.</w:t>
+      </w:r>
+    </w:p>
+    <w:p>
+      <w:pPr>
+        <w:rPr/>
+      </w:pPr>
+      <w:r>
+        <w:rPr>
+          <w:rtl w:val="0"/>
+        </w:rPr>
+        <w:t xml:space="preserve">- Falha técnica temporária recebe tolerância e retries mais frequentes; referência inicial: nova tentativa a cada 1 minuto. O limite total de tolerância/retries ainda será definido.</w:t>
+      </w:r>
+    </w:p>
+    <w:p>
+      <w:pPr>
+        <w:rPr/>
+      </w:pPr>
+      <w:r>
+        <w:rPr>
+          <w:rtl w:val="0"/>
+        </w:rPr>
+        <w:t xml:space="preserve">- Leituras abruptamente incompatíveis com tempo/distância podem gerar anomalia. Leitura isolada não confirma fraude; persistência muito distante após salto anômalo reforça o sinal.</w:t>
+      </w:r>
+    </w:p>
+    <w:p>
+      <w:pPr>
+        <w:rPr/>
+      </w:pPr>
+      <w:r>
+        <w:rPr>
+          <w:rtl w:val="0"/>
+        </w:rPr>
+        <w:t xml:space="preserve">- Anomalias relevantes são notificadas à administração do evento e à Administração Global para análise humana.</w:t>
+      </w:r>
+    </w:p>
+    <w:p>
+      <w:pPr>
+        <w:rPr/>
+      </w:pPr>
+      <w:r>
+        <w:rPr>
+          <w:rtl w:val="0"/>
+        </w:rPr>
+        <w:t xml:space="preserve">- Desfechos: Anomalia descartada; Tratado sem restrição; Banimento do evento.</w:t>
+      </w:r>
+    </w:p>
+    <w:p>
+      <w:pPr>
+        <w:rPr/>
+      </w:pPr>
+      <w:r>
+        <w:rPr>
+          <w:rtl w:val="0"/>
+        </w:rPr>
+        <w:t xml:space="preserve">- Banimento por esse motivo vale somente naquele evento e é reversível por gestor autorizado, preservando justificativas e auditoria.</w:t>
+      </w:r>
+    </w:p>
+    <w:p>
+      <w:pPr>
+        <w:rPr/>
+      </w:pPr>
+      <w:r>
+        <w:rPr>
+          <w:rtl w:val="0"/>
+        </w:rPr>
+        <w:t xml:space="preserve">- Não se exige rastreamento preciso dentro do evento. O objetivo é registrar presença dentro/fora do raio e dados mínimos necessários para detectar/analisar anomalias. Logs permanecem durante o evento e depois seguem a política de retenção aplicável.</w:t>
+      </w:r>
+    </w:p>
+    <w:p>
+      <w:pPr>
+        <w:rPr/>
+      </w:pPr>
+      <w:r>
+        <w:rPr>
+          <w:rtl w:val="0"/>
+        </w:rPr>
+      </w:r>
+    </w:p>
+    <w:p>
+      <w:pPr>
+        <w:rPr/>
+      </w:pPr>
+      <w:r>
+        <w:rPr>
+          <w:rtl w:val="0"/>
+        </w:rPr>
+        <w:t xml:space="preserve">### Ciclo de vida do evento</w:t>
+      </w:r>
+    </w:p>
+    <w:p>
+      <w:pPr>
+        <w:rPr/>
+      </w:pPr>
+      <w:r>
+        <w:rPr>
+          <w:rFonts w:ascii="Arial Unicode MS" w:cs="Arial Unicode MS" w:eastAsia="Arial Unicode MS" w:hAnsi="Arial Unicode MS"/>
+          <w:rtl w:val="0"/>
+        </w:rPr>
+        <w:t xml:space="preserve">Estados: Rascunho → Agendado → Aberto → Em andamento ⇄ Pausado → Encerrado → Arquivado.</w:t>
+      </w:r>
+    </w:p>
+    <w:p>
+      <w:pPr>
+        <w:rPr/>
+      </w:pPr>
+      <w:r>
+        <w:rPr>
+          <w:rtl w:val="0"/>
+        </w:rPr>
+      </w:r>
+    </w:p>
+    <w:p>
+      <w:pPr>
+        <w:rPr/>
+      </w:pPr>
+      <w:r>
+        <w:rPr>
+          <w:rtl w:val="0"/>
+        </w:rPr>
+        <w:t xml:space="preserve">- Rascunho: edição livre dos dados do evento, inclusive raio, organização e responsável.</w:t>
+      </w:r>
+    </w:p>
+    <w:p>
+      <w:pPr>
+        <w:rPr/>
+      </w:pPr>
+      <w:r>
+        <w:rPr>
+          <w:rtl w:val="0"/>
+        </w:rPr>
+        <w:t xml:space="preserve">- Agendado: alterações passam a exigir restrições/confirmação explícita.</w:t>
+      </w:r>
+    </w:p>
+    <w:p>
+      <w:pPr>
+        <w:rPr/>
+      </w:pPr>
+      <w:r>
+        <w:rPr>
+          <w:rtl w:val="0"/>
+        </w:rPr>
+        <w:t xml:space="preserve">- Aberto: janela operacional anterior ao início, configurável por evento. Permite cadastro de participantes e validação de acessos/permissões da equipe. Dados do evento ficam congelados; correção de raio é exceção para Administrador Global ou Administrador responsável, sempre auditada.</w:t>
+      </w:r>
+    </w:p>
+    <w:p>
+      <w:pPr>
+        <w:rPr/>
+      </w:pPr>
+      <w:r>
+        <w:rPr>
+          <w:rFonts w:ascii="Arial Unicode MS" w:cs="Arial Unicode MS" w:eastAsia="Arial Unicode MS" w:hAnsi="Arial Unicode MS"/>
+          <w:rtl w:val="0"/>
+        </w:rPr>
+        <w:t xml:space="preserve">- Antes do início, push e e-mail avisam Administrador Global e Administrador responsável de que o evento está prestes a começar. Qualquer um deles pode alterar Agendado → Aberto.</w:t>
+      </w:r>
+    </w:p>
+    <w:p>
+      <w:pPr>
+        <w:rPr/>
+      </w:pPr>
+      <w:r>
+        <w:rPr>
+          <w:rtl w:val="0"/>
+        </w:rPr>
+        <w:t xml:space="preserve">- Em andamento: inicia automaticamente no horário cadastrado e habilita a experiência social completa.</w:t>
+      </w:r>
+    </w:p>
+    <w:p>
+      <w:pPr>
+        <w:rPr/>
+      </w:pPr>
+      <w:r>
+        <w:rPr>
+          <w:rtl w:val="0"/>
+        </w:rPr>
+        <w:t xml:space="preserve">- Próximo ao fim, uma tarja informa ao participante o horário de encerramento.</w:t>
+      </w:r>
+    </w:p>
+    <w:p>
+      <w:pPr>
+        <w:rPr/>
+      </w:pPr>
+      <w:r>
+        <w:rPr>
+          <w:rtl w:val="0"/>
+        </w:rPr>
+        <w:t xml:space="preserve">- Pausado: somente gestores podem pausar/retomar. Discovery e lista de participantes ficam indisponíveis; mensagens existentes continuam funcionando. Tarja informa a pausa. Não são oferecidas opções de persistir/excluir perfil. Pausa não prorroga o horário final e todas as transições são auditadas.</w:t>
+      </w:r>
+    </w:p>
+    <w:p>
+      <w:pPr>
+        <w:rPr/>
+      </w:pPr>
+      <w:r>
+        <w:rPr>
+          <w:rtl w:val="0"/>
+        </w:rPr>
+        <w:t xml:space="preserve">- Se o horário final ocorrer durante a pausa, o evento é encerrado automaticamente.</w:t>
+      </w:r>
+    </w:p>
+    <w:p>
+      <w:pPr>
+        <w:rPr/>
+      </w:pPr>
+      <w:r>
+        <w:rPr>
+          <w:rtl w:val="0"/>
+        </w:rPr>
+        <w:t xml:space="preserve">- Encerrado: ocorre automaticamente no horário final ou pode ser antecipado por Administrador Global/Administrador responsável. Encerramento antecipado exige confirmação, justificativa, CAPTCHA simples e auditoria; ambos os gestores são notificados.</w:t>
+      </w:r>
+    </w:p>
+    <w:p>
+      <w:pPr>
+        <w:rPr/>
+      </w:pPr>
+      <w:r>
+        <w:rPr>
+          <w:rtl w:val="0"/>
+        </w:rPr>
+        <w:t xml:space="preserve">- No Encerrado, Discovery e filtros são desativados; lista deixa de mostrar estados dos participantes; mensagens tornam-se somente leitura; perfil torna-se somente leitura.</w:t>
+      </w:r>
+    </w:p>
+    <w:p>
+      <w:pPr>
+        <w:rPr/>
+      </w:pPr>
+      <w:r>
+        <w:rPr>
+          <w:rtl w:val="0"/>
+        </w:rPr>
+        <w:t xml:space="preserve">- No perfil encerrado, o participante pode optar por persistir/reaproveitar o perfil globalmente ou excluir sua exposição social. A exclusão remove o perfil do acesso dos demais e anonimiza sua representação nas mensagens, sem eliminar imediatamente registros sujeitos a retenção, auditoria ou LegalHold.</w:t>
+      </w:r>
+    </w:p>
+    <w:p>
+      <w:pPr>
+        <w:rPr/>
+      </w:pPr>
+      <w:r>
+        <w:rPr>
+          <w:rtl w:val="0"/>
+        </w:rPr>
+        <w:t xml:space="preserve">- Arquivado: ocorre automaticamente 15 dias após o encerramento e notifica ambos os gestores. É somente leitura e acessível administrativamente para métricas, relatórios, denúncias, auditoria e pontos de atenção.</w:t>
+      </w:r>
+    </w:p>
+    <w:p>
+      <w:pPr>
+        <w:rPr/>
+      </w:pPr>
+      <w:r>
+        <w:rPr>
+          <w:rtl w:val="0"/>
+        </w:rPr>
+        <w:t xml:space="preserve">- Administração Global deve permitir exportar o evento em ZIP com HTML navegável e dados auditáveis para consulta offline e eventual fornecimento formal quando legalmente cabível. Detalhes do pacote serão definidos posteriormente.</w:t>
+      </w:r>
+    </w:p>
+    <w:p>
+      <w:pPr>
+        <w:rPr/>
+      </w:pPr>
+      <w:r>
+        <w:rPr>
+          <w:rtl w:val="0"/>
+        </w:rPr>
+      </w:r>
+    </w:p>
+    <w:p>
+      <w:pPr>
+        <w:rPr/>
+      </w:pPr>
+      <w:r>
+        <w:rPr>
+          <w:rtl w:val="0"/>
+        </w:rPr>
+        <w:t xml:space="preserve">### Princípios de auditoria</w:t>
+      </w:r>
+    </w:p>
+    <w:p>
+      <w:pPr>
+        <w:rPr/>
+      </w:pPr>
+      <w:r>
+        <w:rPr>
+          <w:rtl w:val="0"/>
+        </w:rPr>
+        <w:t xml:space="preserve">- Alterações administrativas sensíveis, mudanças de estado, pausa/retomada, encerramento antecipado, ajustes excepcionais de raio, decisões de geolocalização, banimento/reativação e exportações devem ser auditáveis.</w:t>
+      </w:r>
+    </w:p>
+    <w:p>
+      <w:pPr>
+        <w:rPr/>
+      </w:pPr>
+      <w:r>
+        <w:rPr>
+          <w:rtl w:val="0"/>
+        </w:rPr>
+        <w:t xml:space="preserve">- Arquivamento não significa eliminação. Retenção, LegalHold e eliminação são processos próprios.</w:t>
+      </w:r>
+    </w:p>
+    <w:p>
+      <w:pPr>
+        <w:rPr/>
+      </w:pPr>
+      <w:r>
+        <w:rPr>
+          <w:rtl w:val="0"/>
+        </w:rPr>
+      </w:r>
+    </w:p>
+    <w:p>
+      <w:pPr>
+        <w:rPr/>
+      </w:pPr>
+      <w:r>
+        <w:rPr>
+          <w:rtl w:val="0"/>
+        </w:rPr>
+      </w:r>
+    </w:p>
+    <w:p>
+      <w:pPr>
+        <w:rPr/>
+      </w:pPr>
+      <w:r>
+        <w:rPr>
+          <w:rtl w:val="0"/>
+        </w:rPr>
+        <w:t xml:space="preserve">## Principais pontos ainda pendentes de revisão/definição</w:t>
+      </w:r>
+    </w:p>
+    <w:p>
+      <w:pPr>
+        <w:rPr/>
+      </w:pPr>
+      <w:r>
+        <w:rPr>
+          <w:rtl w:val="0"/>
+        </w:rPr>
+        <w:t xml:space="preserve">1. LGPD, retenção e eliminação: prazos jurídicos aplicáveis por categoria, anonimização versus exclusão, solicitações do titular, preservação judicial e retenção específica de localização.</w:t>
+      </w:r>
+    </w:p>
+    <w:p>
+      <w:pPr>
+        <w:rPr/>
+      </w:pPr>
+      <w:r>
+        <w:rPr>
+          <w:rtl w:val="0"/>
+        </w:rPr>
+        <w:t xml:space="preserve">2. Matriz definitiva de permissões: Administrador Global, Administrador do evento, Moderador e Operador, incluindo consulta de evidências, geolocalização, sanções, equipe, relatórios, QR e configurações.</w:t>
+      </w:r>
+    </w:p>
+    <w:p>
+      <w:pPr>
+        <w:rPr/>
+      </w:pPr>
+      <w:r>
+        <w:rPr>
+          <w:rtl w:val="0"/>
+        </w:rPr>
+        <w:t xml:space="preserve">3. Administração Global versus Django Admin: formalizar a divisão definitiva entre interface operacional de negócio e administração técnica/interna.</w:t>
+      </w:r>
+    </w:p>
+    <w:p>
+      <w:pPr>
+        <w:rPr/>
+      </w:pPr>
+      <w:r>
+        <w:rPr>
+          <w:rtl w:val="0"/>
+        </w:rPr>
+        <w:t xml:space="preserve">4. Passes, revelações, pagamentos e regras comerciais: tipos, preços, duração, consumo, expiração, estorno, cobrança, repasse e regras fiscais.</w:t>
+      </w:r>
+    </w:p>
+    <w:p>
+      <w:pPr>
+        <w:rPr/>
+      </w:pPr>
+      <w:r>
+        <w:rPr>
+          <w:rtl w:val="0"/>
+        </w:rPr>
+        <w:t xml:space="preserve">5. Notificações: matriz completa de eventos, destinatários e canais; antecedências configuráveis para início/fim e comportamento de falha/reenvio.</w:t>
+      </w:r>
+    </w:p>
+    <w:p>
+      <w:pPr>
+        <w:rPr/>
+      </w:pPr>
+      <w:r>
+        <w:rPr>
+          <w:rtl w:val="0"/>
+        </w:rPr>
+        <w:t xml:space="preserve">6. Geolocalização: duração/quantidade de retries, precisão mínima, algoritmo/limiares de anomalia e permissões para consulta dos sinais.</w:t>
+      </w:r>
+    </w:p>
+    <w:p>
+      <w:pPr>
+        <w:rPr/>
+      </w:pPr>
+      <w:r>
+        <w:rPr>
+          <w:rtl w:val="0"/>
+        </w:rPr>
+        <w:t xml:space="preserve">7. Perfil e fotos: exceções para substituição das três fotos públicas após ativação, especialmente moderação/conteúdo inadequado.</w:t>
+      </w:r>
+    </w:p>
+    <w:p>
+      <w:pPr>
+        <w:rPr/>
+      </w:pPr>
+      <w:r>
+        <w:rPr>
+          <w:rtl w:val="0"/>
+        </w:rPr>
+        <w:t xml:space="preserve">8. Bloqueio, denúncia e segurança entre eventos: catálogo definitivo de motivos, evidências automáticas, limiares de sinais e critérios para intervenção global.</w:t>
+      </w:r>
+    </w:p>
+    <w:p>
+      <w:pPr>
+        <w:rPr/>
+      </w:pPr>
+      <w:r>
+        <w:rPr>
+          <w:rtl w:val="0"/>
+        </w:rPr>
+        <w:t xml:space="preserve">9. Produção, segurança e operação: cloud, storage S3, autenticação definitiva, recuperação de senha, Google/Apple, API, CI/CD, observabilidade, backup/restore e infraestrutura de produção.</w:t>
+      </w:r>
+    </w:p>
+    <w:p>
+      <w:pPr>
+        <w:rPr/>
+      </w:pPr>
+      <w:r>
+        <w:rPr>
+          <w:rtl w:val="0"/>
+        </w:rPr>
+        <w:t xml:space="preserve">10. Exportação do evento arquivado: conteúdo exato do ZIP/HTML, anexos/evidências, integridade/autenticidade, controle de acesso, auditoria da exportação e procedimento formal de fornecimento.</w:t>
+      </w:r>
+    </w:p>
+    <w:p>
+      <w:pPr>
+        <w:rPr/>
+      </w:pPr>
+      <w:r>
+        <w:rPr>
+          <w:rtl w:val="0"/>
+        </w:rPr>
+        <w:t xml:space="preserve">11. Ciclo de vida: antecedência configurável das notificações/tarjas e eventual regra extraordinária de reabertura de evento já Encerrado.</w:t>
+      </w:r>
+    </w:p>
+    <w:p>
+      <w:pPr>
+        <w:rPr/>
+      </w:pPr>
+      <w:r>
+        <w:rPr>
+          <w:rtl w:val="0"/>
+        </w:rPr>
+      </w:r>
+    </w:p>
+    <w:p>
+      <w:pPr>
+        <w:rPr/>
+      </w:pPr>
+      <w:r>
+        <w:rPr>
+          <w:rtl w:val="0"/>
+        </w:rPr>
+        <w:t xml:space="preserve">## Matriz de permissões — definição atual</w:t>
+      </w:r>
+    </w:p>
+    <w:p>
+      <w:pPr>
+        <w:rPr/>
+      </w:pPr>
+      <w:r>
+        <w:rPr>
+          <w:rtl w:val="0"/>
+        </w:rPr>
+        <w:t xml:space="preserve">Administrador Global é o usuário com Status de superusuário ativo no Django. O acesso ao Django Admin usa a flag Membro da equipe; essa flag não equivale a Administrador Global. Papéis do evento não concedem automaticamente essas flags globais.</w:t>
+      </w:r>
+    </w:p>
+    <w:p>
+      <w:pPr>
+        <w:rPr/>
+      </w:pPr>
+      <w:r>
+        <w:rPr>
+          <w:rtl w:val="0"/>
+        </w:rPr>
+      </w:r>
+    </w:p>
+    <w:p>
+      <w:pPr>
+        <w:rPr/>
+      </w:pPr>
+      <w:r>
+        <w:rPr>
+          <w:rtl w:val="0"/>
+        </w:rPr>
+        <w:t xml:space="preserve">Administrador do Evento pode gerenciar Moderadores e Operadores do próprio evento, conceder ou revogar permissões operacionais, acessar métricas e relatórios e delegar temporariamente a administração somente a um Moderador, podendo retomá-la depois. Delegação e retomada são auditadas e notificadas ao Administrador Global.</w:t>
+      </w:r>
+    </w:p>
+    <w:p>
+      <w:pPr>
+        <w:rPr/>
+      </w:pPr>
+      <w:r>
+        <w:rPr>
+          <w:rtl w:val="0"/>
+        </w:rPr>
+      </w:r>
+    </w:p>
+    <w:p>
+      <w:pPr>
+        <w:rPr/>
+      </w:pPr>
+      <w:r>
+        <w:rPr>
+          <w:rtl w:val="0"/>
+        </w:rPr>
+        <w:t xml:space="preserve">As permissões delegáveis se limitam a tratativas do evento: denúncias, bloqueios e desbloqueios; venda, concessão e revogação de passes; ativação/desativação de perfil; captura de foto de ativação; remoção de foto; e edição de bio quando necessária à tratativa. Não abrangem administração global ou funções técnicas.</w:t>
+      </w:r>
+    </w:p>
+    <w:p>
+      <w:pPr>
+        <w:rPr/>
+      </w:pPr>
+      <w:r>
+        <w:rPr>
+          <w:rtl w:val="0"/>
+        </w:rPr>
+      </w:r>
+    </w:p>
+    <w:p>
+      <w:pPr>
+        <w:rPr/>
+      </w:pPr>
+      <w:r>
+        <w:rPr>
+          <w:rtl w:val="0"/>
+        </w:rPr>
+        <w:t xml:space="preserve">Moderador possui praticamente o mesmo domínio operacional de tratativas do Administrador do Evento, conforme permissões recebidas, mas não altera equipe/permissões e não acessa métricas ou relatórios. Pode receber a administração temporária.</w:t>
+      </w:r>
+    </w:p>
+    <w:p>
+      <w:pPr>
+        <w:rPr/>
+      </w:pPr>
+      <w:r>
+        <w:rPr>
+          <w:rtl w:val="0"/>
+        </w:rPr>
+      </w:r>
+    </w:p>
+    <w:p>
+      <w:pPr>
+        <w:rPr/>
+      </w:pPr>
+      <w:r>
+        <w:rPr>
+          <w:rtl w:val="0"/>
+        </w:rPr>
+        <w:t xml:space="preserve">Operador é o principal responsável pela captura da foto de outfit e ativação operacional do perfil, pode disponibilizar o QR Code do evento e abrir ocorrência administrativa ligada ao participante, como passe que não vigorou ou ajuda/falha ao editar o próprio perfil. Abrir ocorrência não concede poderes de moderação.</w:t>
+      </w:r>
+    </w:p>
+    <w:p>
+      <w:pPr>
+        <w:rPr/>
+      </w:pPr>
+      <w:r>
+        <w:rPr>
+          <w:rtl w:val="0"/>
+        </w:rPr>
+      </w:r>
+    </w:p>
+    <w:p>
+      <w:pPr>
+        <w:rPr/>
+      </w:pPr>
+      <w:r>
+        <w:rPr>
+          <w:rtl w:val="0"/>
+        </w:rPr>
+        <w:t xml:space="preserve">Intervenções em foto, bio ou conteúdo do perfil precisam de origem auditável. Quando decorrentes de denúncia, devem ser vinculadas à denúncia. O participante também poderá solicitar suporte dentro da tela de Mensagens; intervenções decorrentes desse atendimento devem ser vinculadas à solicitação/conversa de suporte.</w:t>
+      </w:r>
+    </w:p>
+    <w:p>
+      <w:pPr>
+        <w:rPr/>
+      </w:pPr>
+      <w:r>
+        <w:rPr>
+          <w:rtl w:val="0"/>
+        </w:rPr>
+      </w:r>
+    </w:p>
+    <w:p>
+      <w:pPr>
+        <w:rPr/>
+      </w:pPr>
+      <w:r>
+        <w:rPr>
+          <w:rtl w:val="0"/>
+        </w:rPr>
+        <w:t xml:space="preserve">Mudanças de equipe, grupos, permissões, delegação/retomada, decisões de moderação e intervenções sobre perfil devem ser auditáveis.</w:t>
+      </w:r>
+    </w:p>
+    <w:p>
+      <w:pPr>
+        <w:rPr/>
+      </w:pPr>
+      <w:r>
+        <w:rPr>
+          <w:rtl w:val="0"/>
+        </w:rPr>
+      </w:r>
+    </w:p>
+    <w:p>
+      <w:pPr>
+        <w:rPr/>
+      </w:pPr>
+      <w:r>
+        <w:rPr>
+          <w:rtl w:val="0"/>
+        </w:rPr>
+        <w:t xml:space="preserve">## Passes e revelação de Likes recebidos</w:t>
+      </w:r>
+    </w:p>
+    <w:p>
+      <w:pPr>
+        <w:rPr/>
+      </w:pPr>
+      <w:r>
+        <w:rPr>
+          <w:rtl w:val="0"/>
+        </w:rPr>
+        <w:t xml:space="preserve">Na tela Participantes deve existir, além do filtro de Matches, o filtro Likes recebidos. Ele reúne Likes recebidos que ainda não resultaram em Match.</w:t>
+      </w:r>
+    </w:p>
+    <w:p>
+      <w:pPr>
+        <w:rPr/>
+      </w:pPr>
+      <w:r>
+        <w:rPr>
+          <w:rtl w:val="0"/>
+        </w:rPr>
+      </w:r>
+    </w:p>
+    <w:p>
+      <w:pPr>
+        <w:rPr/>
+      </w:pPr>
+      <w:r>
+        <w:rPr>
+          <w:rtl w:val="0"/>
+        </w:rPr>
+        <w:t xml:space="preserve">Sem passe válido, o filtro permanece visível, mas o conteúdo fica bloqueado. Ao acioná-lo, um popup informa que a revelação é paga e apresenta as instruções definidas pela organização do evento. O evento pode operar com pagamento e ativação em balcão de atendimento ou com pagamento pelo próprio sistema.</w:t>
+      </w:r>
+    </w:p>
+    <w:p>
+      <w:pPr>
+        <w:rPr/>
+      </w:pPr>
+      <w:r>
+        <w:rPr>
+          <w:rtl w:val="0"/>
+        </w:rPr>
+      </w:r>
+    </w:p>
+    <w:p>
+      <w:pPr>
+        <w:rPr/>
+      </w:pPr>
+      <w:r>
+        <w:rPr>
+          <w:rtl w:val="0"/>
+        </w:rPr>
+        <w:t xml:space="preserve">Com passe válido, o participante pode revelar quem já lhe deu Like. Se der Like de volta, ocorre o Match normal. O passe concede somente o direito de revelação; não cria Match nem altera a decisão de outro participante.</w:t>
+      </w:r>
+    </w:p>
+    <w:p>
+      <w:pPr>
+        <w:rPr/>
+      </w:pPr>
+      <w:r>
+        <w:rPr>
+          <w:rtl w:val="0"/>
+        </w:rPr>
+      </w:r>
+    </w:p>
+    <w:p>
+      <w:pPr>
+        <w:rPr/>
+      </w:pPr>
+      <w:r>
+        <w:rPr>
+          <w:rtl w:val="0"/>
+        </w:rPr>
+        <w:t xml:space="preserve">Passes podem ser definidos por quantidade de revelações ou por tempo. No passe por quantidade, as revelações são consumidas individualmente e obedecem à ordem cronológica dos Likes recebidos, do mais antigo para o mais recente. Exemplo: um passe de 10 revelações revela no máximo os 10 primeiros Likes elegíveis.</w:t>
+      </w:r>
+    </w:p>
+    <w:p>
+      <w:pPr>
+        <w:rPr/>
+      </w:pPr>
+      <w:r>
+        <w:rPr>
+          <w:rtl w:val="0"/>
+        </w:rPr>
+      </w:r>
+    </w:p>
+    <w:p>
+      <w:pPr>
+        <w:rPr/>
+      </w:pPr>
+      <w:r>
+        <w:rPr>
+          <w:rtl w:val="0"/>
+        </w:rPr>
+        <w:t xml:space="preserve">No passe por tempo, Likes elegíveis podem ser revelados durante a vigência. Likes que permanecerem ocultos ou forem recebidos após a expiração não são revelados sem novo passe.</w:t>
+      </w:r>
+    </w:p>
+    <w:p>
+      <w:pPr>
+        <w:rPr/>
+      </w:pPr>
+      <w:r>
+        <w:rPr>
+          <w:rtl w:val="0"/>
+        </w:rPr>
+      </w:r>
+    </w:p>
+    <w:p>
+      <w:pPr>
+        <w:rPr/>
+      </w:pPr>
+      <w:r>
+        <w:rPr>
+          <w:rtl w:val="0"/>
+        </w:rPr>
+        <w:t xml:space="preserve">Likes não revelados não são descartados quando o passe termina. Permanecem registrados e podem ser revelados por um passe posterior, preservando a ordem cronológica dos Likes ainda ocultos.</w:t>
+      </w:r>
+    </w:p>
+    <w:p>
+      <w:pPr>
+        <w:rPr/>
+      </w:pPr>
+      <w:r>
+        <w:rPr>
+          <w:rtl w:val="0"/>
+        </w:rPr>
+      </w:r>
+    </w:p>
+    <w:p>
+      <w:pPr>
+        <w:rPr/>
+      </w:pPr>
+      <w:r>
+        <w:rPr>
+          <w:rtl w:val="0"/>
+        </w:rPr>
+        <w:t xml:space="preserve">Quando não houver saldo ou vigência suficiente, a interface não mostra a identidade dos Likes ocultos. Exibe somente a quantidade de Likes ocultos, uma mensagem explicativa e o botão Adquirir novo passe.</w:t>
+      </w:r>
+    </w:p>
+    <w:p>
+      <w:pPr>
+        <w:rPr/>
+      </w:pPr>
+      <w:r>
+        <w:rPr>
+          <w:rtl w:val="0"/>
+        </w:rPr>
+      </w:r>
+    </w:p>
+    <w:p>
+      <w:pPr>
+        <w:rPr/>
+      </w:pPr>
+      <w:r>
+        <w:rPr>
+          <w:rtl w:val="0"/>
+        </w:rPr>
+        <w:t xml:space="preserve">A concessão, venda e revogação manual de passes integra as permissões operacionais já definidas para a equipe do evento e deve ser auditável.</w:t>
+      </w:r>
+    </w:p>
+    <w:p>
+      <w:pPr>
+        <w:rPr/>
+      </w:pPr>
+      <w:r>
+        <w:rPr>
+          <w:rtl w:val="0"/>
+        </w:rPr>
+      </w:r>
+    </w:p>
+    <w:p>
+      <w:pPr>
+        <w:rPr/>
+      </w:pPr>
+      <w:r>
+        <w:rPr>
+          <w:rtl w:val="0"/>
+        </w:rPr>
+        <w:t xml:space="preserve">## Notificações</w:t>
+      </w:r>
+    </w:p>
+    <w:p>
+      <w:pPr>
+        <w:rPr/>
+      </w:pPr>
+      <w:r>
+        <w:rPr>
+          <w:rtl w:val="0"/>
+        </w:rPr>
+        <w:t xml:space="preserve">Participantes recebem notificações dentro do sistema, usando o mesmo ícone de Mensagens. A tela alterna Mensagens e Notificações, incluindo Likes, Matches, suporte, passe expirado e avisos do evento.</w:t>
+      </w:r>
+    </w:p>
+    <w:p>
+      <w:pPr>
+        <w:rPr/>
+      </w:pPr>
+      <w:r>
+        <w:rPr>
+          <w:rtl w:val="0"/>
+        </w:rPr>
+      </w:r>
+    </w:p>
+    <w:p>
+      <w:pPr>
+        <w:rPr/>
+      </w:pPr>
+      <w:r>
+        <w:rPr>
+          <w:rtl w:val="0"/>
+        </w:rPr>
+        <w:t xml:space="preserve">O Moderador possui Avisos do Evento em lista/cards: rascunho, envio imediato ou agendado, texto com formatação simples e URL opcional em nova aba. Podem ser criados/editados em Aberto, Em andamento e Pausado. Agendados enviam em Aberto/Em andamento; em Pausado geram alerta administrativo e admitem envio manual; em Encerrado não podem ser enviados.</w:t>
+      </w:r>
+    </w:p>
+    <w:p>
+      <w:pPr>
+        <w:rPr/>
+      </w:pPr>
+      <w:r>
+        <w:rPr>
+          <w:rtl w:val="0"/>
+        </w:rPr>
+      </w:r>
+    </w:p>
+    <w:p>
+      <w:pPr>
+        <w:rPr/>
+      </w:pPr>
+      <w:r>
+        <w:rPr>
+          <w:rtl w:val="0"/>
+        </w:rPr>
+        <w:t xml:space="preserve">Não é permitido agendar após o encerramento previsto. Agendamento nos 30 minutos finais exige confirmação. O estado do evento é revalidado no disparo.</w:t>
+      </w:r>
+    </w:p>
+    <w:p>
+      <w:pPr>
+        <w:rPr/>
+      </w:pPr>
+      <w:r>
+        <w:rPr>
+          <w:rtl w:val="0"/>
+        </w:rPr>
+      </w:r>
+    </w:p>
+    <w:p>
+      <w:pPr>
+        <w:rPr/>
+      </w:pPr>
+      <w:r>
+        <w:rPr>
+          <w:rtl w:val="0"/>
+        </w:rPr>
+        <w:t xml:space="preserve">## Perfil, fotos e visibilidade</w:t>
+      </w:r>
+    </w:p>
+    <w:p>
+      <w:pPr>
+        <w:rPr/>
+      </w:pPr>
+      <w:r>
+        <w:rPr>
+          <w:rtl w:val="0"/>
+        </w:rPr>
+        <w:t xml:space="preserve">A ativação exige três fotos públicas válidas e foto de outfit adicionada pela equipe. Após o Match, as demais fotos são liberadas. Se uma foto pública for removida administrativamente, o perfil fica desativado até reposição e nova validação.</w:t>
+      </w:r>
+    </w:p>
+    <w:p>
+      <w:pPr>
+        <w:rPr/>
+      </w:pPr>
+      <w:r>
+        <w:rPr>
+          <w:rtl w:val="0"/>
+        </w:rPr>
+      </w:r>
+    </w:p>
+    <w:p>
+      <w:pPr>
+        <w:rPr/>
+      </w:pPr>
+      <w:r>
+        <w:rPr>
+          <w:rtl w:val="0"/>
+        </w:rPr>
+        <w:t xml:space="preserve">Antes da abertura, a organização pode definir campos adicionais obrigatórios ou opcionais para ativação, incluindo termos, consentimentos e listas de marcação.</w:t>
+      </w:r>
+    </w:p>
+    <w:p>
+      <w:pPr>
+        <w:rPr/>
+      </w:pPr>
+      <w:r>
+        <w:rPr>
+          <w:rtl w:val="0"/>
+        </w:rPr>
+      </w:r>
+    </w:p>
+    <w:p>
+      <w:pPr>
+        <w:rPr/>
+      </w:pPr>
+      <w:r>
+        <w:rPr>
+          <w:rtl w:val="0"/>
+        </w:rPr>
+        <w:t xml:space="preserve">## LGPD, retenção e eliminação</w:t>
+      </w:r>
+    </w:p>
+    <w:p>
+      <w:pPr>
+        <w:rPr/>
+      </w:pPr>
+      <w:r>
+        <w:rPr>
+          <w:rtl w:val="0"/>
+        </w:rPr>
+        <w:t xml:space="preserve">As regras detalhadas de categorias de dados, temporalidade, anonimização, exclusão, direitos do titular e preservação judicial estão centralizadas no documento **LGPD - Retenção, Eliminação e Direitos do Titular**. Não existe prazo único para todos os dados: cada categoria deve seguir finalidade, base legal e matriz de retenção próprias. Os 15 dias para arquivamento do evento são regra operacional, não prazo jurídico. O projeto deve aplicar ConsentRecord, DataRetentionRecord, LegalHold, PrivacyRequest e AuditLog conforme essa política. Antes da produção, os prazos específicos ainda não fixados devem passar por validação jurídica.</w:t>
+      </w:r>
+    </w:p>
+    <w:p>
+      <w:pPr>
+        <w:rPr/>
+      </w:pPr>
+      <w:r>
+        <w:rPr>
+          <w:rtl w:val="0"/>
+        </w:rPr>
+        <w:t xml:space="preserve">Documento: https://docs.google.com/document/d/1iVfUgkg_0EBERID5z9ZA-WnRu9e6bIDECgBTFW0pmM0/edit</w:t>
+      </w:r>
+    </w:p>
+    <w:p>
+      <w:pPr>
+        <w:rPr/>
+      </w:pPr>
+      <w:r>
+        <w:rPr>
+          <w:rtl w:val="0"/>
+        </w:rPr>
+      </w:r>
+    </w:p>
+    <w:p>
+      <w:pPr>
+        <w:rPr/>
+      </w:pPr>
+      <w:r>
+        <w:rPr>
+          <w:rtl w:val="0"/>
+        </w:rPr>
+        <w:t xml:space="preserve">## Geolocalização - regras consolidadas</w:t>
+      </w:r>
+    </w:p>
+    <w:p>
+      <w:pPr>
+        <w:rPr/>
+      </w:pPr>
+      <w:r>
+        <w:rPr>
+          <w:rtl w:val="0"/>
+        </w:rPr>
+        <w:t xml:space="preserve">A geolocalização é usada para validar presença, apoiar a experiência do evento e gerar sinais de segurança, sem rastreamento exato contínuo e sem punição automática por anomalia.</w:t>
+      </w:r>
+    </w:p>
+    <w:p>
+      <w:pPr>
+        <w:rPr/>
+      </w:pPr>
+      <w:r>
+        <w:rPr>
+          <w:rtl w:val="0"/>
+        </w:rPr>
+      </w:r>
+    </w:p>
+    <w:p>
+      <w:pPr>
+        <w:rPr/>
+      </w:pPr>
+      <w:r>
+        <w:rPr>
+          <w:rtl w:val="0"/>
+        </w:rPr>
+        <w:t xml:space="preserve">O evento define a frequência normal das verificações. O raio do evento possui valor padrão de 1.000 metros e determina presença atual. Há também um limite adicional, igualmente com padrão de 1.000 metros, informado no cadastro do evento e alterável somente até antes de o evento entrar em andamento. Assim, dentro do raio o participante é considerado presente; fora do raio, mas dentro do limite máximo, considera-se que esteve no evento e pode retornar, sem caracterizar anomalia; além do limite máximo entra-se na zona de possível anomalia.</w:t>
+      </w:r>
+    </w:p>
+    <w:p>
+      <w:pPr>
+        <w:rPr/>
+      </w:pPr>
+      <w:r>
+        <w:rPr>
+          <w:rtl w:val="0"/>
+        </w:rPr>
+      </w:r>
+    </w:p>
+    <w:p>
+      <w:pPr>
+        <w:rPr/>
+      </w:pPr>
+      <w:r>
+        <w:rPr>
+          <w:rtl w:val="0"/>
+        </w:rPr>
+        <w:t xml:space="preserve">Quando uma verificação periódica falhar, o sistema realiza mais 5 tentativas, com intervalo de 1 minuto. Se todas falharem, o participante recebe tarja persistente de falha no GPS e notificação fixa acionável que força nova tentativa. Se uma tentativa manual obtiver localização válida, tarja e notificação desaparecem e o fluxo normal é retomado. Se o problema persistir e a próxima verificação periódica agendada também não conseguir determinar a localização, o perfil é desativado por falha técnica e o participante é orientado a comparecer à moderação.</w:t>
+      </w:r>
+    </w:p>
+    <w:p>
+      <w:pPr>
+        <w:rPr/>
+      </w:pPr>
+      <w:r>
+        <w:rPr>
+          <w:rtl w:val="0"/>
+        </w:rPr>
+      </w:r>
+    </w:p>
+    <w:p>
+      <w:pPr>
+        <w:rPr/>
+      </w:pPr>
+      <w:r>
+        <w:rPr>
+          <w:rtl w:val="0"/>
+        </w:rPr>
+        <w:t xml:space="preserve">Mesmo com o perfil desativado por falha técnica de GPS, a notificação de nova tentativa continua disponível para autorregularização. Obtida uma leitura válida, o perfil pode ser reativado e o fluxo normal retomado. Se o problema persistir, o Moderador pode reativar o perfil concedendo exceção temporária para ignorar a verificação de localização por X minutos. A duração é definida na intervenção. A operação registra participante, responsável, data/hora, duração, motivo e expiração. Durante a exceção, a tentativa manual permanece disponível. Ao expirar, sem localização válida, voltam a valer as regras normais de verificação. Essa situação é técnica e não constitui fraude, denúncia, bloqueio ou infração.</w:t>
+      </w:r>
+    </w:p>
+    <w:p>
+      <w:pPr>
+        <w:rPr/>
+      </w:pPr>
+      <w:r>
+        <w:rPr>
+          <w:rtl w:val="0"/>
+        </w:rPr>
+      </w:r>
+    </w:p>
+    <w:p>
+      <w:pPr>
+        <w:rPr/>
+      </w:pPr>
+      <w:r>
+        <w:rPr>
+          <w:rtl w:val="0"/>
+        </w:rPr>
+        <w:t xml:space="preserve">A detecção de movimentação anômala utiliza dois critérios complementares. Primeiro, entre duas medições válidas consecutivas, calcula-se a velocidade média estimada pela distância percorrida e pelo tempo transcorrido; deslocamentos que exijam velocidade média superior a 60 km/h geram sinal de anomalia. Segundo, duas medições válidas além do limite máximo definido pelo raio do evento mais o limite adicional caracterizam movimentação anômala. Uma anomalia é sinal para investigação, não prova automática de fraude nem punição automática.</w:t>
+      </w:r>
+    </w:p>
+    <w:p>
+      <w:pPr>
+        <w:rPr/>
+      </w:pPr>
+      <w:r>
+        <w:rPr>
+          <w:rtl w:val="0"/>
+        </w:rPr>
+      </w:r>
+    </w:p>
+    <w:p>
+      <w:pPr>
+        <w:rPr/>
+      </w:pPr>
+      <w:r>
+        <w:rPr>
+          <w:rtl w:val="0"/>
+        </w:rPr>
+        <w:t xml:space="preserve">O histórico e os dados individuais de localização somente podem ser consultados pelo Administrador Global e pelo Administrador/Gestor responsável pelo evento. Moderadores, Operadores e participantes não acessam esse histórico. A consulta é bloqueada durante os estados Aberto e Em andamento. É permitida quando o evento estiver Pausado, para possível investigação, e após o Encerramento/Arquivamento enquanto os dados ainda estiverem legitimamente conservados. Alertas podem ser gerados durante o evento, mas a investigação do histórico exige pausa ou encerramento. Toda consulta deve ser auditada.</w:t>
+      </w:r>
+    </w:p>
+    <w:p>
+      <w:pPr>
+        <w:rPr/>
+      </w:pPr>
+      <w:r>
+        <w:rPr>
+          <w:rtl w:val="0"/>
+        </w:rPr>
+      </w:r>
+    </w:p>
+    <w:p>
+      <w:pPr>
+        <w:rPr/>
+      </w:pPr>
+      <w:r>
+        <w:rPr>
+          <w:rtl w:val="0"/>
+        </w:rPr>
+        <w:t xml:space="preserve">### LGPD - pendência para lançamento</w:t>
+      </w:r>
+    </w:p>
+    <w:p>
+      <w:pPr>
+        <w:rPr/>
+      </w:pPr>
+      <w:r>
+        <w:rPr>
+          <w:rtl w:val="0"/>
+        </w:rPr>
+        <w:t xml:space="preserve">O prazo de retenção dos dados de geolocalização permanece deliberadamente sem definição definitiva. Antes do lançamento em produção, a categoria deve ser incluída na matriz final de retenção LGPD, com finalidade, base legal, início da contagem, prazo, destino final, regras de eliminação/anonymização e exceções por Legal Hold devidamente validados. A existência do histórico para investigação não autoriza conservação indefinida.</w:t>
+      </w:r>
+    </w:p>
+    <w:p>
+      <w:pPr>
+        <w:rPr/>
+      </w:pPr>
+      <w:r>
+        <w:rPr>
+          <w:rtl w:val="0"/>
+        </w:rPr>
+      </w:r>
+    </w:p>
+    <w:p>
+      <w:pPr>
+        <w:rPr/>
+      </w:pPr>
+      <w:r>
+        <w:rPr>
+          <w:rtl w:val="0"/>
+        </w:rPr>
+        <w:t xml:space="preserve">## Ciclo de vida do evento - consolidação</w:t>
+      </w:r>
+    </w:p>
+    <w:p>
+      <w:pPr>
+        <w:rPr/>
+      </w:pPr>
+      <w:r>
+        <w:rPr>
+          <w:rFonts w:ascii="Arial Unicode MS" w:cs="Arial Unicode MS" w:eastAsia="Arial Unicode MS" w:hAnsi="Arial Unicode MS"/>
+          <w:rtl w:val="0"/>
+        </w:rPr>
+        <w:t xml:space="preserve">Estados: Rascunho → Agendado → Aberto → Em andamento ⇄ Pausado → Encerrado → Arquivado.</w:t>
+      </w:r>
+    </w:p>
+    <w:p>
+      <w:pPr>
+        <w:rPr/>
+      </w:pPr>
+      <w:r>
+        <w:rPr>
+          <w:rtl w:val="0"/>
+        </w:rPr>
+      </w:r>
+    </w:p>
+    <w:p>
+      <w:pPr>
+        <w:rPr/>
+      </w:pPr>
+      <w:r>
+        <w:rPr>
+          <w:rtl w:val="0"/>
+        </w:rPr>
+        <w:t xml:space="preserve">O Administrador Global define início, término e Administrador responsável. Esses campos só podem ser alterados antes de o evento ficar Aberto. O raio de presença e o limite adicional de anomalia podem ser alterados pelo Administrador Global ou pelo Administrador do Evento até antes de Em andamento.</w:t>
+      </w:r>
+    </w:p>
+    <w:p>
+      <w:pPr>
+        <w:rPr/>
+      </w:pPr>
+      <w:r>
+        <w:rPr>
+          <w:rtl w:val="0"/>
+        </w:rPr>
+      </w:r>
+    </w:p>
+    <w:p>
+      <w:pPr>
+        <w:rPr/>
+      </w:pPr>
+      <w:r>
+        <w:rPr>
+          <w:rFonts w:ascii="Arial Unicode MS" w:cs="Arial Unicode MS" w:eastAsia="Arial Unicode MS" w:hAnsi="Arial Unicode MS"/>
+          <w:rtl w:val="0"/>
+        </w:rPr>
+        <w:t xml:space="preserve">O evento pode ser aberto manualmente a partir de 2 horas antes do início. Se ainda estiver Agendado, 5 minutos antes do início o sistema muda automaticamente para Aberto e notifica Gestão Global e Gestão do Evento. A origem da abertura, manual ou automática, fica registrada. Se a abertura foi manual, no horário previsto ocorre automaticamente Aberto → Em andamento. Se foi automática, o início automático ocorre 10 minutos após o horário originalmente previsto. Todas essas ações são notificadas às duas gestões e auditadas.</w:t>
+      </w:r>
+    </w:p>
+    <w:p>
+      <w:pPr>
+        <w:rPr/>
+      </w:pPr>
+      <w:r>
+        <w:rPr>
+          <w:rtl w:val="0"/>
+        </w:rPr>
+      </w:r>
+    </w:p>
+    <w:p>
+      <w:pPr>
+        <w:rPr/>
+      </w:pPr>
+      <w:r>
+        <w:rPr>
+          <w:rtl w:val="0"/>
+        </w:rPr>
+        <w:t xml:space="preserve">A forma de pagamento dos passes é definida pelo Administrador Global até o início do evento. Os tipos de passes podem ser editados pelo Administrador do Evento enquanto o evento estiver Aberto e ficam bloqueados em Em andamento. O passe pode ser por quantidade ou por tempo e pode ser pago ou gratuito, inclusive brinde/cortesia.</w:t>
+      </w:r>
+    </w:p>
+    <w:p>
+      <w:pPr>
+        <w:rPr/>
+      </w:pPr>
+      <w:r>
+        <w:rPr>
+          <w:rtl w:val="0"/>
+        </w:rPr>
+      </w:r>
+    </w:p>
+    <w:p>
+      <w:pPr>
+        <w:rPr/>
+      </w:pPr>
+      <w:r>
+        <w:rPr>
+          <w:rtl w:val="0"/>
+        </w:rPr>
+        <w:t xml:space="preserve">A pausa não amplia a duração. Se o horário final chegar durante Pausado, o evento é encerrado automaticamente. Faltando 15 minutos para o término programado, os participantes recebem tarja persistente de encerramento próximo.</w:t>
+      </w:r>
+    </w:p>
+    <w:p>
+      <w:pPr>
+        <w:rPr/>
+      </w:pPr>
+      <w:r>
+        <w:rPr>
+          <w:rtl w:val="0"/>
+        </w:rPr>
+      </w:r>
+    </w:p>
+    <w:p>
+      <w:pPr>
+        <w:rPr/>
+      </w:pPr>
+      <w:r>
+        <w:rPr>
+          <w:rtl w:val="0"/>
+        </w:rPr>
+        <w:t xml:space="preserve">O encerramento antecipado exige CAPTCHA e justificativa descritiva obrigatória. Responsável, justificativa e ação ficam auditados e as duas gestões são notificadas. Exatamente 15 dias após o encerramento, o evento passa automaticamente para Arquivado; esse prazo é operacional e não constitui prazo legal de retenção.</w:t>
+      </w:r>
+    </w:p>
+    <w:p>
+      <w:pPr>
+        <w:rPr/>
+      </w:pPr>
+      <w:r>
+        <w:rPr>
+          <w:rtl w:val="0"/>
+        </w:rPr>
+      </w:r>
+    </w:p>
+    <w:p>
+      <w:pPr>
+        <w:rPr/>
+      </w:pPr>
+      <w:r>
+        <w:rPr>
+          <w:rtl w:val="0"/>
+        </w:rPr>
+        <w:t xml:space="preserve">## Passes e pagamentos - escopo técnico-financeiro atual</w:t>
+      </w:r>
+    </w:p>
+    <w:p>
+      <w:pPr>
+        <w:rPr/>
+      </w:pPr>
+      <w:r>
+        <w:rPr>
+          <w:rtl w:val="0"/>
+        </w:rPr>
+        <w:t xml:space="preserve">O produto não terá, nesta versão, integração com plataforma de pagamento nem validação automática de recebimento. Não haverá gateway, PIX integrado, cartão ou confirmação financeira externa.</w:t>
+      </w:r>
+    </w:p>
+    <w:p>
+      <w:pPr>
+        <w:rPr/>
+      </w:pPr>
+      <w:r>
+        <w:rPr>
+          <w:rtl w:val="0"/>
+        </w:rPr>
+      </w:r>
+    </w:p>
+    <w:p>
+      <w:pPr>
+        <w:rPr/>
+      </w:pPr>
+      <w:r>
+        <w:rPr>
+          <w:rFonts w:ascii="Arial Unicode MS" w:cs="Arial Unicode MS" w:eastAsia="Arial Unicode MS" w:hAnsi="Arial Unicode MS"/>
+          <w:rtl w:val="0"/>
+        </w:rPr>
+        <w:t xml:space="preserve">O fluxo operacional é: Participante solicita passe → Operador autorizado localiza o participante → seleciona o passe → concede o passe → sistema registra a concessão → passe fica disponível ao participante.</w:t>
+      </w:r>
+    </w:p>
+    <w:p>
+      <w:pPr>
+        <w:rPr/>
+      </w:pPr>
+      <w:r>
+        <w:rPr>
+          <w:rtl w:val="0"/>
+        </w:rPr>
+      </w:r>
+    </w:p>
+    <w:p>
+      <w:pPr>
+        <w:rPr/>
+      </w:pPr>
+      <w:r>
+        <w:rPr>
+          <w:rtl w:val="0"/>
+        </w:rPr>
+        <w:t xml:space="preserve">Somente Operadores com permissão específica de venda/concessão de passes podem executar a operação. Cada concessão deve registrar, para auditoria, operador, participante, evento, tipo de passe, data/hora e origem da operação.</w:t>
+      </w:r>
+    </w:p>
+    <w:p>
+      <w:pPr>
+        <w:rPr/>
+      </w:pPr>
+      <w:r>
+        <w:rPr>
+          <w:rtl w:val="0"/>
+        </w:rPr>
+      </w:r>
+    </w:p>
+    <w:p>
+      <w:pPr>
+        <w:rPr/>
+      </w:pPr>
+      <w:r>
+        <w:rPr>
+          <w:rtl w:val="0"/>
+        </w:rPr>
+        <w:t xml:space="preserve">Os passes podem ser por quantidade de revelações ou por tempo de validade. Cada tipo pode possuir valor monetário ou ser gratuito, inclusive como brinde/cortesia do evento. Se gratuito, a concessão é registrada sem valor financeiro. Se houver valor monetário configurado, a concessão é computada como venda no relatório financeiro pelo valor definido para o passe. Esse registro representa a operação declarada no sistema e não comprova o efetivo recebimento do dinheiro.</w:t>
+      </w:r>
+    </w:p>
+    <w:p>
+      <w:pPr>
+        <w:rPr/>
+      </w:pPr>
+      <w:r>
+        <w:rPr>
+          <w:rtl w:val="0"/>
+        </w:rPr>
+      </w:r>
+    </w:p>
+    <w:p>
+      <w:pPr>
+        <w:rPr/>
+      </w:pPr>
+      <w:r>
+        <w:rPr>
+          <w:rtl w:val="0"/>
+        </w:rPr>
+        <w:t xml:space="preserve">O relatório financeiro deve permitir identificar quantidade de passes concedidos/vendidos, tipo de passe, valor unitário configurado, valor total computado, operador responsável e data/hora. Passes gratuitos devem ser identificados separadamente ou com valor zero.</w:t>
+      </w:r>
+    </w:p>
+    <w:p>
+      <w:pPr>
+        <w:rPr/>
+      </w:pPr>
+      <w:r>
+        <w:rPr>
+          <w:rtl w:val="0"/>
+        </w:rPr>
+      </w:r>
+    </w:p>
+    <w:p>
+      <w:pPr>
+        <w:rPr/>
+      </w:pPr>
+      <w:r>
+        <w:rPr>
+          <w:rtl w:val="0"/>
+        </w:rPr>
+        <w:t xml:space="preserve">A revogação de um passe nunca apaga nem altera o lançamento original. Para passe com valor monetário, o valor permanece computado no relatório financeiro como venda registrada e a revogação aparece como evento posterior. A revogação deve registrar operador responsável, data/hora e motivo, preservando a trilha auditável.</w:t>
+      </w:r>
+    </w:p>
+    <w:p>
+      <w:pPr>
+        <w:rPr/>
+      </w:pPr>
+      <w:r>
+        <w:rPr>
+          <w:rtl w:val="0"/>
+        </w:rPr>
+      </w:r>
+    </w:p>
+    <w:p>
+      <w:pPr>
+        <w:rPr/>
+      </w:pPr>
+      <w:r>
+        <w:rPr>
+          <w:rtl w:val="0"/>
+        </w:rPr>
+        <w:t xml:space="preserve">### Evolução futura</w:t>
+      </w:r>
+    </w:p>
+    <w:p>
+      <w:pPr>
+        <w:rPr/>
+      </w:pPr>
+      <w:r>
+        <w:rPr>
+          <w:rtl w:val="0"/>
+        </w:rPr>
+        <w:t xml:space="preserve">Ficam explicitamente fora do escopo atual e anotados para implementação futura: integração com plataformas de pagamento; PIX e cartões; confirmação automática de pagamento; estados financeiros completos; conciliação; estorno e reembolso; idempotência de transações financeiras; tratamento de falhas de provedores; comprovantes; regras fiscais e tributárias; integração contábil; e demais mecanismos de processamento financeiro externo. A implementação futura não deve descaracterizar o histórico auditável das concessões, vendas e revogações.</w:t>
+      </w:r>
+    </w:p>
+    <w:p>
+      <w:pPr>
+        <w:rPr/>
+      </w:pPr>
+      <w:r>
+        <w:rPr>
+          <w:rtl w:val="0"/>
+        </w:rPr>
+      </w:r>
+    </w:p>
+    <w:p>
+      <w:pPr>
+        <w:rPr/>
+      </w:pPr>
+      <w:r>
+        <w:rPr>
+          <w:rtl w:val="0"/>
+        </w:rPr>
+      </w:r>
+    </w:p>
+    <w:p>
+      <w:pPr>
+        <w:rPr/>
+      </w:pPr>
+      <w:r>
+        <w:rPr>
+          <w:rtl w:val="0"/>
+        </w:rPr>
+      </w:r>
+    </w:p>
+    <w:p>
+      <w:pPr>
+        <w:rPr/>
+      </w:pPr>
+      <w:r>
+        <w:rPr>
+          <w:rtl w:val="0"/>
+        </w:rPr>
+      </w:r>
+    </w:p>
+    <w:p>
+      <w:pPr>
+        <w:rPr/>
+      </w:pPr>
+      <w:r>
+        <w:rPr>
+          <w:rtl w:val="0"/>
+        </w:rPr>
+      </w:r>
+    </w:p>
+    <w:p>
+      <w:pPr>
+        <w:rPr/>
+      </w:pPr>
+      <w:r>
+        <w:rPr>
+          <w:rtl w:val="0"/>
+        </w:rPr>
+      </w:r>
+    </w:p>
+    <w:p>
+      <w:pPr>
+        <w:rPr/>
+      </w:pPr>
+      <w:r>
+        <w:rPr>
+          <w:rtl w:val="0"/>
+        </w:rPr>
+      </w:r>
+    </w:p>
+    <w:p>
+      <w:pPr>
+        <w:rPr/>
+      </w:pPr>
+      <w:r>
+        <w:rPr>
+          <w:rtl w:val="0"/>
+        </w:rPr>
+      </w:r>
+    </w:p>
+    <w:p>
+      <w:pPr>
+        <w:rPr/>
+      </w:pPr>
+      <w:r>
+        <w:rPr>
+          <w:rtl w:val="0"/>
+        </w:rPr>
+      </w:r>
+    </w:p>
+    <w:p>
+      <w:pPr>
+        <w:rPr/>
+      </w:pPr>
+      <w:r>
+        <w:rPr>
+          <w:rtl w:val="0"/>
+        </w:rPr>
       </w:r>
     </w:p>
     <w:p>
